--- a/开发平台/codex/项目/人员简历筛选和重组/output/风险管理批量/10-限额管理/国开行人员团队简历-汪泽琴.docx
+++ b/开发平台/codex/项目/人员简历筛选和重组/output/风险管理批量/10-限额管理/国开行人员团队简历-汪泽琴.docx
@@ -133,11 +133,9 @@
           <ns0:p>
             <ns0:r>
               <ns0:rPr>
-                <ns0:rFonts ns0:ascii="仿宋" ns0:hAnsi="仿宋" ns0:eastAsia="仿宋" ns0:cs="仿宋"/>
-                <ns0:sz ns0:val="24"/>
-                <ns0:szCs ns0:val="24"/>
-              </ns0:rPr>
-              <ns0:t>1990-05-13</ns0:t>
+                <ns0:rFonts ns0:ascii="仿宋" ns0:hAnsi="仿宋"/>
+              </ns0:rPr>
+              <ns0:t>35</ns0:t>
             </ns0:r>
           </ns0:p>
         </ns0:tc>
@@ -513,21 +511,8 @@
             <ns0:gridSpan ns0:val="4"/>
             <ns0:vAlign ns0:val="center"/>
           </ns0:tcPr>
-          <ns0:p ns2:paraId="1E629E02" ns2:textId="77777777" ns0:rsidR="000010AB" ns0:rsidRDefault="000010AB" ns0:rsidP="00664128">
-            <ns0:pPr>
-              <ns0:jc ns0:val="center"/>
-              <ns0:rPr>
-                <ns0:rFonts ns0:ascii="仿宋" ns0:eastAsia="仿宋" ns0:hAnsi="仿宋" ns0:cs="仿宋" ns0:hint="eastAsia"/>
-                <ns0:caps/>
-                <ns0:szCs ns0:val="21"/>
-              </ns0:rPr>
-            </ns0:pPr>
-            <ns0:r>
-              <ns0:rPr>
-                <ns0:rFonts ns0:ascii="仿宋" ns0:eastAsia="仿宋" ns0:hAnsi="仿宋" ns0:cs="仿宋" ns0:hint="eastAsia"/>
-                <ns0:szCs ns0:val="24"/>
-                <ns0:sz ns0:val="24"/>
-              </ns0:rPr>
+          <ns0:p>
+            <ns0:r>
               <ns0:t>拟在本项目任职</ns0:t>
             </ns0:r>
           </ns0:p>
@@ -540,12 +525,7 @@
           </ns0:tcPr>
           <ns0:p>
             <ns0:r>
-              <ns0:rPr>
-                <ns0:rFonts ns0:ascii="仿宋" ns0:hAnsi="仿宋" ns0:eastAsia="仿宋" ns0:cs="仿宋"/>
-                <ns0:sz ns0:val="24"/>
-                <ns0:szCs ns0:val="24"/>
-              </ns0:rPr>
-              <ns0:t>测试岗</ns0:t>
+              <ns0:t>需求分析岗（风险管理领域）</ns0:t>
             </ns0:r>
           </ns0:p>
         </ns0:tc>
@@ -698,7 +678,7 @@
                 <ns0:sz ns0:val="24"/>
                 <ns0:szCs ns0:val="24"/>
               </ns0:rPr>
-              <ns0:t>高级</ns0:t>
+              <ns0:t>Oracle</ns0:t>
             </ns0:r>
           </ns0:p>
         </ns0:tc>
@@ -716,6 +696,9 @@
                 <ns0:szCs ns0:val="21"/>
               </ns0:rPr>
             </ns0:pPr>
+            <ns0:r>
+              <ns0:t>高级</ns0:t>
+            </ns0:r>
           </ns0:p>
         </ns0:tc>
         <ns0:tc>
@@ -741,76 +724,6 @@
             <ns0:vAlign ns0:val="center"/>
           </ns0:tcPr>
           <ns0:p ns2:paraId="77D9DE25" ns2:textId="77777777" ns0:rsidR="000010AB" ns0:rsidRDefault="000010AB" ns0:rsidP="00664128">
-            <ns0:pPr>
-              <ns0:jc ns0:val="center"/>
-              <ns0:rPr>
-                <ns0:rFonts ns0:ascii="仿宋" ns0:eastAsia="仿宋" ns0:hAnsi="仿宋" ns0:cs="仿宋" ns0:hint="eastAsia"/>
-                <ns0:szCs ns0:val="21"/>
-              </ns0:rPr>
-            </ns0:pPr>
-          </ns0:p>
-        </ns0:tc>
-      </ns0:tr>
-      <ns0:tr ns0:rsidR="000010AB" ns2:paraId="0BE7332D" ns2:textId="77777777" ns0:rsidTr="00664128">
-        <ns0:trPr>
-          <ns0:trHeight ns0:val="20"/>
-          <ns0:jc ns0:val="center"/>
-        </ns0:trPr>
-        <ns0:tc>
-          <ns0:tcPr>
-            <ns0:tcW ns0:w="1043" ns0:type="pct"/>
-            <ns0:vAlign ns0:val="center"/>
-          </ns0:tcPr>
-          <ns0:p>
-            <ns0:r>
-              <ns0:rPr>
-                <ns0:rFonts ns0:ascii="仿宋" ns0:hAnsi="仿宋" ns0:eastAsia="仿宋" ns0:cs="仿宋"/>
-                <ns0:sz ns0:val="24"/>
-                <ns0:szCs ns0:val="24"/>
-              </ns0:rPr>
-              <ns0:t>Oracle</ns0:t>
-            </ns0:r>
-          </ns0:p>
-        </ns0:tc>
-        <ns0:tc>
-          <ns0:tcPr>
-            <ns0:tcW ns0:w="1186" ns0:type="pct"/>
-            <ns0:gridSpan ns0:val="2"/>
-            <ns0:vAlign ns0:val="center"/>
-          </ns0:tcPr>
-          <ns0:p ns2:paraId="2EC9C40D" ns2:textId="77777777" ns0:rsidR="000010AB" ns0:rsidRDefault="000010AB" ns0:rsidP="00664128">
-            <ns0:pPr>
-              <ns0:jc ns0:val="center"/>
-              <ns0:rPr>
-                <ns0:rFonts ns0:ascii="仿宋" ns0:eastAsia="仿宋" ns0:hAnsi="仿宋" ns0:cs="仿宋" ns0:hint="eastAsia"/>
-                <ns0:szCs ns0:val="21"/>
-              </ns0:rPr>
-            </ns0:pPr>
-          </ns0:p>
-        </ns0:tc>
-        <ns0:tc>
-          <ns0:tcPr>
-            <ns0:tcW ns0:w="1276" ns0:type="pct"/>
-            <ns0:gridSpan ns0:val="2"/>
-            <ns0:vAlign ns0:val="center"/>
-          </ns0:tcPr>
-          <ns0:p ns2:paraId="0D730117" ns2:textId="77777777" ns0:rsidR="000010AB" ns0:rsidRDefault="000010AB" ns0:rsidP="00664128">
-            <ns0:pPr>
-              <ns0:jc ns0:val="center"/>
-              <ns0:rPr>
-                <ns0:rFonts ns0:ascii="仿宋" ns0:eastAsia="仿宋" ns0:hAnsi="仿宋" ns0:cs="仿宋" ns0:hint="eastAsia"/>
-                <ns0:szCs ns0:val="21"/>
-              </ns0:rPr>
-            </ns0:pPr>
-          </ns0:p>
-        </ns0:tc>
-        <ns0:tc>
-          <ns0:tcPr>
-            <ns0:tcW ns0:w="1493" ns0:type="pct"/>
-            <ns0:gridSpan ns0:val="2"/>
-            <ns0:vAlign ns0:val="center"/>
-          </ns0:tcPr>
-          <ns0:p ns2:paraId="0FFD8515" ns2:textId="77777777" ns0:rsidR="000010AB" ns0:rsidRDefault="000010AB" ns0:rsidP="00664128">
             <ns0:pPr>
               <ns0:jc ns0:val="center"/>
               <ns0:rPr>
@@ -1910,6 +1823,8 @@
       </ns0:pPr>
     </ns0:p>
     <ns0:sectPr ns0:rsidR="003149F0">
+      <ns0:headerReference xmlns:r="http://schemas.openxmlformats.org/officeDocument/2006/relationships" ns0:type="default" r:id="rId6"/>
+      <ns0:footerReference xmlns:r="http://schemas.openxmlformats.org/officeDocument/2006/relationships" ns0:type="default" r:id="rId7"/>
       <ns0:pgSz ns0:w="11906" ns0:h="16838"/>
       <ns0:pgMar ns0:top="1440" ns0:right="1800" ns0:bottom="1440" ns0:left="1800" ns0:header="851" ns0:footer="992" ns0:gutter="0"/>
       <ns0:cols ns0:space="425"/>
@@ -1917,6 +1832,26 @@
     </ns0:sectPr>
   </ns0:body>
 </ns0:document>
+</file>
+
+<file path=word/footer1.xml><?xml version="1.0" encoding="utf-8"?>
+<w:ftr xmlns:m="http://schemas.openxmlformats.org/officeDocument/2006/math" xmlns:mc="http://schemas.openxmlformats.org/markup-compatibility/2006" xmlns:mo="http://schemas.microsoft.com/office/mac/office/2008/main" xmlns:mv="urn:schemas-microsoft-com:mac:vml" xmlns:o="urn:schemas-microsoft-com:office:office" xmlns:r="http://schemas.openxmlformats.org/officeDocument/2006/relationships" xmlns:v="urn:schemas-microsoft-com:vml" xmlns:w10="urn:schemas-microsoft-com:office:word" xmlns:w14="http://schemas.microsoft.com/office/word/2010/wordml" xmlns:w="http://schemas.openxmlformats.org/wordprocessingml/2006/main" xmlns:wne="http://schemas.microsoft.com/office/word/2006/wordml" xmlns:wp14="http://schemas.microsoft.com/office/word/2010/wordprocessingDrawing" xmlns:wp="http://schemas.openxmlformats.org/drawingml/2006/wordprocessingDrawing" xmlns:wpc="http://schemas.microsoft.com/office/word/2010/wordprocessingCanvas" xmlns:wpg="http://schemas.microsoft.com/office/word/2010/wordprocessingGroup" xmlns:wpi="http://schemas.microsoft.com/office/word/2010/wordprocessingInk" xmlns:wps="http://schemas.microsoft.com/office/word/2010/wordprocessingShape" mc:Ignorable="w14 wp14">
+  <w:p>
+    <w:pPr>
+      <w:pStyle w:val="Footer"/>
+    </w:pPr>
+  </w:p>
+</w:ftr>
+</file>
+
+<file path=word/header1.xml><?xml version="1.0" encoding="utf-8"?>
+<w:hdr xmlns:m="http://schemas.openxmlformats.org/officeDocument/2006/math" xmlns:mc="http://schemas.openxmlformats.org/markup-compatibility/2006" xmlns:mo="http://schemas.microsoft.com/office/mac/office/2008/main" xmlns:mv="urn:schemas-microsoft-com:mac:vml" xmlns:o="urn:schemas-microsoft-com:office:office" xmlns:r="http://schemas.openxmlformats.org/officeDocument/2006/relationships" xmlns:v="urn:schemas-microsoft-com:vml" xmlns:w10="urn:schemas-microsoft-com:office:word" xmlns:w14="http://schemas.microsoft.com/office/word/2010/wordml" xmlns:w="http://schemas.openxmlformats.org/wordprocessingml/2006/main" xmlns:wne="http://schemas.microsoft.com/office/word/2006/wordml" xmlns:wp14="http://schemas.microsoft.com/office/word/2010/wordprocessingDrawing" xmlns:wp="http://schemas.openxmlformats.org/drawingml/2006/wordprocessingDrawing" xmlns:wpc="http://schemas.microsoft.com/office/word/2010/wordprocessingCanvas" xmlns:wpg="http://schemas.microsoft.com/office/word/2010/wordprocessingGroup" xmlns:wpi="http://schemas.microsoft.com/office/word/2010/wordprocessingInk" xmlns:wps="http://schemas.microsoft.com/office/word/2010/wordprocessingShape" mc:Ignorable="w14 wp14">
+  <w:p>
+    <w:pPr>
+      <w:pStyle w:val="Header"/>
+    </w:pPr>
+  </w:p>
+</w:hdr>
 </file>
 
 <file path=word/styles.xml><?xml version="1.0" encoding="utf-8"?>

--- a/开发平台/codex/项目/人员简历筛选和重组/output/风险管理批量/10-限额管理/国开行人员团队简历-汪泽琴.docx
+++ b/开发平台/codex/项目/人员简历筛选和重组/output/风险管理批量/10-限额管理/国开行人员团队简历-汪泽琴.docx
@@ -876,13 +876,14 @@
             <ns0:vAlign ns0:val="center"/>
           </ns0:tcPr>
           <ns0:p>
-            <ns0:r>
-              <ns0:rPr>
-                <ns0:rFonts ns0:ascii="仿宋" ns0:hAnsi="仿宋" ns0:eastAsia="仿宋" ns0:cs="仿宋"/>
-                <ns0:sz ns0:val="24"/>
-                <ns0:szCs ns0:val="24"/>
-              </ns0:rPr>
-              <ns0:t>2025.09-至今</ns0:t>
+            <ns0:pPr>
+              <ns0:spacing ns0:before="0" ns0:after="0" ns0:line="240" ns0:lineRule="auto"/>
+            </ns0:pPr>
+            <ns0:r>
+              <ns0:rPr>
+                <ns0:rFonts ns0:ascii="仿宋" ns0:hAnsi="仿宋"/>
+              </ns0:rPr>
+              <ns0:t>2025.01-至今</ns0:t>
             </ns0:r>
           </ns0:p>
         </ns0:tc>
@@ -893,13 +894,14 @@
             <ns0:vAlign ns0:val="center"/>
           </ns0:tcPr>
           <ns0:p>
-            <ns0:r>
-              <ns0:rPr>
-                <ns0:rFonts ns0:ascii="仿宋" ns0:hAnsi="仿宋" ns0:eastAsia="仿宋" ns0:cs="仿宋"/>
-                <ns0:sz ns0:val="24"/>
-                <ns0:szCs ns0:val="24"/>
-              </ns0:rPr>
-              <ns0:t>财神资金交易系统自研项目</ns0:t>
+            <ns0:pPr>
+              <ns0:spacing ns0:before="0" ns0:after="0" ns0:line="240" ns0:lineRule="auto"/>
+            </ns0:pPr>
+            <ns0:r>
+              <ns0:rPr>
+                <ns0:rFonts ns0:ascii="仿宋" ns0:hAnsi="仿宋"/>
+              </ns0:rPr>
+              <ns0:t>平安银行2025年非零开发零售开发人力外包</ns0:t>
             </ns0:r>
           </ns0:p>
         </ns0:tc>
@@ -910,13 +912,14 @@
             <ns0:vAlign ns0:val="center"/>
           </ns0:tcPr>
           <ns0:p>
-            <ns0:r>
-              <ns0:rPr>
-                <ns0:rFonts ns0:ascii="仿宋" ns0:hAnsi="仿宋" ns0:eastAsia="仿宋" ns0:cs="仿宋"/>
-                <ns0:sz ns0:val="24"/>
-                <ns0:szCs ns0:val="24"/>
-              </ns0:rPr>
-              <ns0:t>需求分析设计及测试</ns0:t>
+            <ns0:pPr>
+              <ns0:spacing ns0:before="0" ns0:after="0" ns0:line="240" ns0:lineRule="auto"/>
+            </ns0:pPr>
+            <ns0:r>
+              <ns0:rPr>
+                <ns0:rFonts ns0:ascii="仿宋" ns0:hAnsi="仿宋"/>
+              </ns0:rPr>
+              <ns0:t>需求分析师</ns0:t>
             </ns0:r>
           </ns0:p>
         </ns0:tc>
@@ -927,13 +930,14 @@
             <ns0:vAlign ns0:val="center"/>
           </ns0:tcPr>
           <ns0:p>
-            <ns0:r>
-              <ns0:rPr>
-                <ns0:rFonts ns0:ascii="仿宋" ns0:hAnsi="仿宋" ns0:eastAsia="仿宋" ns0:cs="仿宋"/>
-                <ns0:sz ns0:val="24"/>
-                <ns0:szCs ns0:val="24"/>
-              </ns0:rPr>
-              <ns0:t>参与系统优化设计、功能测试，如日间实时记账配置梳理及测试，系统功能全面测试等</ns0:t>
+            <ns0:pPr>
+              <ns0:spacing ns0:before="0" ns0:after="0" ns0:line="240" ns0:lineRule="auto"/>
+            </ns0:pPr>
+            <ns0:r>
+              <ns0:rPr>
+                <ns0:rFonts ns0:ascii="仿宋" ns0:hAnsi="仿宋"/>
+              </ns0:rPr>
+              <ns0:t>1.负责平安银行2025年非零开发零售开发人力外包需求调研、业务流程梳理及原型说明整理;2.输出需求清单、口径说明和验收要点，推动业务、开发、测试三方对齐;3.跟踪联调与上线问题，配合业务侧完成版本验收和迭代优化。</ns0:t>
             </ns0:r>
           </ns0:p>
         </ns0:tc>
@@ -949,13 +953,14 @@
             <ns0:vAlign ns0:val="center"/>
           </ns0:tcPr>
           <ns0:p>
-            <ns0:r>
-              <ns0:rPr>
-                <ns0:rFonts ns0:ascii="仿宋" ns0:hAnsi="仿宋" ns0:eastAsia="仿宋" ns0:cs="仿宋"/>
-                <ns0:sz ns0:val="24"/>
-                <ns0:szCs ns0:val="24"/>
-              </ns0:rPr>
-              <ns0:t>2024.10-2025.09</ns0:t>
+            <ns0:pPr>
+              <ns0:spacing ns0:before="0" ns0:after="0" ns0:line="240" ns0:lineRule="auto"/>
+            </ns0:pPr>
+            <ns0:r>
+              <ns0:rPr>
+                <ns0:rFonts ns0:ascii="仿宋" ns0:hAnsi="仿宋"/>
+              </ns0:rPr>
+              <ns0:t>2024.06-2024.12</ns0:t>
             </ns0:r>
           </ns0:p>
         </ns0:tc>
@@ -966,13 +971,14 @@
             <ns0:vAlign ns0:val="center"/>
           </ns0:tcPr>
           <ns0:p>
-            <ns0:r>
-              <ns0:rPr>
-                <ns0:rFonts ns0:ascii="仿宋" ns0:hAnsi="仿宋" ns0:eastAsia="仿宋" ns0:cs="仿宋"/>
-                <ns0:sz ns0:val="24"/>
-                <ns0:szCs ns0:val="24"/>
-              </ns0:rPr>
-              <ns0:t>招商银行Murex产品开发项目</ns0:t>
+            <ns0:pPr>
+              <ns0:spacing ns0:before="0" ns0:after="0" ns0:line="240" ns0:lineRule="auto"/>
+            </ns0:pPr>
+            <ns0:r>
+              <ns0:rPr>
+                <ns0:rFonts ns0:ascii="仿宋" ns0:hAnsi="仿宋"/>
+              </ns0:rPr>
+              <ns0:t>山西农商智能风险管控平台建设项目</ns0:t>
             </ns0:r>
           </ns0:p>
         </ns0:tc>
@@ -983,13 +989,14 @@
             <ns0:vAlign ns0:val="center"/>
           </ns0:tcPr>
           <ns0:p>
-            <ns0:r>
-              <ns0:rPr>
-                <ns0:rFonts ns0:ascii="仿宋" ns0:hAnsi="仿宋" ns0:eastAsia="仿宋" ns0:cs="仿宋"/>
-                <ns0:sz ns0:val="24"/>
-                <ns0:szCs ns0:val="24"/>
-              </ns0:rPr>
-              <ns0:t>高级工程师</ns0:t>
+            <ns0:pPr>
+              <ns0:spacing ns0:before="0" ns0:after="0" ns0:line="240" ns0:lineRule="auto"/>
+            </ns0:pPr>
+            <ns0:r>
+              <ns0:rPr>
+                <ns0:rFonts ns0:ascii="仿宋" ns0:hAnsi="仿宋"/>
+              </ns0:rPr>
+              <ns0:t>需求分析师</ns0:t>
             </ns0:r>
           </ns0:p>
         </ns0:tc>
@@ -1000,13 +1007,14 @@
             <ns0:vAlign ns0:val="center"/>
           </ns0:tcPr>
           <ns0:p>
-            <ns0:r>
-              <ns0:rPr>
-                <ns0:rFonts ns0:ascii="仿宋" ns0:hAnsi="仿宋" ns0:eastAsia="仿宋" ns0:cs="仿宋"/>
-                <ns0:sz ns0:val="24"/>
-                <ns0:szCs ns0:val="24"/>
-              </ns0:rPr>
-              <ns0:t>参与Murex系统账务相关需求配置及测试,如卢森堡/悉尼/伦敦/纽约/招银欧洲等分行账务配置；报表开发及修改；协助后台业务分析解决账务问题</ns0:t>
+            <ns0:pPr>
+              <ns0:spacing ns0:before="0" ns0:after="0" ns0:line="240" ns0:lineRule="auto"/>
+            </ns0:pPr>
+            <ns0:r>
+              <ns0:rPr>
+                <ns0:rFonts ns0:ascii="仿宋" ns0:hAnsi="仿宋"/>
+              </ns0:rPr>
+              <ns0:t>1.负责山西农商智能风险管控平台建设项目需求调研、业务流程梳理及原型说明整理;2.输出需求清单、口径说明和验收要点，推动业务、开发、测试三方对齐;3.跟踪联调与上线问题，配合业务侧完成版本验收和迭代优化。</ns0:t>
             </ns0:r>
           </ns0:p>
         </ns0:tc>
@@ -1022,13 +1030,14 @@
             <ns0:vAlign ns0:val="center"/>
           </ns0:tcPr>
           <ns0:p>
-            <ns0:r>
-              <ns0:rPr>
-                <ns0:rFonts ns0:ascii="仿宋" ns0:hAnsi="仿宋" ns0:eastAsia="仿宋" ns0:cs="仿宋"/>
-                <ns0:sz ns0:val="24"/>
-                <ns0:szCs ns0:val="24"/>
-              </ns0:rPr>
-              <ns0:t>2024.03-2024.10</ns0:t>
+            <ns0:pPr>
+              <ns0:spacing ns0:before="0" ns0:after="0" ns0:line="240" ns0:lineRule="auto"/>
+            </ns0:pPr>
+            <ns0:r>
+              <ns0:rPr>
+                <ns0:rFonts ns0:ascii="仿宋" ns0:hAnsi="仿宋"/>
+              </ns0:rPr>
+              <ns0:t>2023.11-2024.05</ns0:t>
             </ns0:r>
           </ns0:p>
         </ns0:tc>
@@ -1039,13 +1048,14 @@
             <ns0:vAlign ns0:val="center"/>
           </ns0:tcPr>
           <ns0:p>
-            <ns0:r>
-              <ns0:rPr>
-                <ns0:rFonts ns0:ascii="仿宋" ns0:hAnsi="仿宋" ns0:eastAsia="仿宋" ns0:cs="仿宋"/>
-                <ns0:sz ns0:val="24"/>
-                <ns0:szCs ns0:val="24"/>
-              </ns0:rPr>
-              <ns0:t>富融银行资金交易管理系统实施项目</ns0:t>
+            <ns0:pPr>
+              <ns0:spacing ns0:before="0" ns0:after="0" ns0:line="240" ns0:lineRule="auto"/>
+            </ns0:pPr>
+            <ns0:r>
+              <ns0:rPr>
+                <ns0:rFonts ns0:ascii="仿宋" ns0:hAnsi="仿宋"/>
+              </ns0:rPr>
+              <ns0:t>平安银行产品风险及表外监测项目</ns0:t>
             </ns0:r>
           </ns0:p>
         </ns0:tc>
@@ -1056,13 +1066,14 @@
             <ns0:vAlign ns0:val="center"/>
           </ns0:tcPr>
           <ns0:p>
-            <ns0:r>
-              <ns0:rPr>
-                <ns0:rFonts ns0:ascii="仿宋" ns0:hAnsi="仿宋" ns0:eastAsia="仿宋" ns0:cs="仿宋"/>
-                <ns0:sz ns0:val="24"/>
-                <ns0:szCs ns0:val="24"/>
-              </ns0:rPr>
-              <ns0:t>需求分析设计及测试</ns0:t>
+            <ns0:pPr>
+              <ns0:spacing ns0:before="0" ns0:after="0" ns0:line="240" ns0:lineRule="auto"/>
+            </ns0:pPr>
+            <ns0:r>
+              <ns0:rPr>
+                <ns0:rFonts ns0:ascii="仿宋" ns0:hAnsi="仿宋"/>
+              </ns0:rPr>
+              <ns0:t>需求分析师</ns0:t>
             </ns0:r>
           </ns0:p>
         </ns0:tc>
@@ -1073,13 +1084,14 @@
             <ns0:vAlign ns0:val="center"/>
           </ns0:tcPr>
           <ns0:p>
-            <ns0:r>
-              <ns0:rPr>
-                <ns0:rFonts ns0:ascii="仿宋" ns0:hAnsi="仿宋" ns0:eastAsia="仿宋" ns0:cs="仿宋"/>
-                <ns0:sz ns0:val="24"/>
-                <ns0:szCs ns0:val="24"/>
-              </ns0:rPr>
-              <ns0:t>负责一期需求沟通确认；按业务需求维护业务参数；对接业务分析解决问题；负责一期测试案例编写及sit测试；负责编写数据迁移方案文档，与业务宣讲迁移方案以及迁移后数据核对；负责静态数据、交易、头寸、账务迁移后的核对脚本开发测试，以及进行uat演练、投产演练迁移后数据核对、投产及投产后数据核对</ns0:t>
+            <ns0:pPr>
+              <ns0:spacing ns0:before="0" ns0:after="0" ns0:line="240" ns0:lineRule="auto"/>
+            </ns0:pPr>
+            <ns0:r>
+              <ns0:rPr>
+                <ns0:rFonts ns0:ascii="仿宋" ns0:hAnsi="仿宋"/>
+              </ns0:rPr>
+              <ns0:t>1.负责平安银行产品风险及表外监测项目需求调研、业务流程梳理及原型说明整理;2.输出需求清单、口径说明和验收要点，推动业务、开发、测试三方对齐;3.跟踪联调与上线问题，配合业务侧完成版本验收和迭代优化。</ns0:t>
             </ns0:r>
           </ns0:p>
         </ns0:tc>
@@ -1095,13 +1107,14 @@
             <ns0:vAlign ns0:val="center"/>
           </ns0:tcPr>
           <ns0:p>
-            <ns0:r>
-              <ns0:rPr>
-                <ns0:rFonts ns0:ascii="仿宋" ns0:hAnsi="仿宋" ns0:eastAsia="仿宋" ns0:cs="仿宋"/>
-                <ns0:sz ns0:val="24"/>
-                <ns0:szCs ns0:val="24"/>
-              </ns0:rPr>
-              <ns0:t>2023.06-2024.02</ns0:t>
+            <ns0:pPr>
+              <ns0:spacing ns0:before="0" ns0:after="0" ns0:line="240" ns0:lineRule="auto"/>
+            </ns0:pPr>
+            <ns0:r>
+              <ns0:rPr>
+                <ns0:rFonts ns0:ascii="仿宋" ns0:hAnsi="仿宋"/>
+              </ns0:rPr>
+              <ns0:t>2021.08-2023.10</ns0:t>
             </ns0:r>
           </ns0:p>
         </ns0:tc>
@@ -1112,13 +1125,14 @@
             <ns0:vAlign ns0:val="center"/>
           </ns0:tcPr>
           <ns0:p>
-            <ns0:r>
-              <ns0:rPr>
-                <ns0:rFonts ns0:ascii="仿宋" ns0:hAnsi="仿宋" ns0:eastAsia="仿宋" ns0:cs="仿宋"/>
-                <ns0:sz ns0:val="24"/>
-                <ns0:szCs ns0:val="24"/>
-              </ns0:rPr>
-              <ns0:t>俄罗斯储蓄银行上海分行深蓝项目</ns0:t>
+            <ns0:pPr>
+              <ns0:spacing ns0:before="0" ns0:after="0" ns0:line="240" ns0:lineRule="auto"/>
+            </ns0:pPr>
+            <ns0:r>
+              <ns0:rPr>
+                <ns0:rFonts ns0:ascii="仿宋" ns0:hAnsi="仿宋"/>
+              </ns0:rPr>
+              <ns0:t>平安银行智慧合规及零售开发支持项目</ns0:t>
             </ns0:r>
           </ns0:p>
         </ns0:tc>
@@ -1129,13 +1143,14 @@
             <ns0:vAlign ns0:val="center"/>
           </ns0:tcPr>
           <ns0:p>
-            <ns0:r>
-              <ns0:rPr>
-                <ns0:rFonts ns0:ascii="仿宋" ns0:hAnsi="仿宋" ns0:eastAsia="仿宋" ns0:cs="仿宋"/>
-                <ns0:sz ns0:val="24"/>
-                <ns0:szCs ns0:val="24"/>
-              </ns0:rPr>
-              <ns0:t>测试工程师</ns0:t>
+            <ns0:pPr>
+              <ns0:spacing ns0:before="0" ns0:after="0" ns0:line="240" ns0:lineRule="auto"/>
+            </ns0:pPr>
+            <ns0:r>
+              <ns0:rPr>
+                <ns0:rFonts ns0:ascii="仿宋" ns0:hAnsi="仿宋"/>
+              </ns0:rPr>
+              <ns0:t>需求分析师</ns0:t>
             </ns0:r>
           </ns0:p>
         </ns0:tc>
@@ -1146,13 +1161,14 @@
             <ns0:vAlign ns0:val="center"/>
           </ns0:tcPr>
           <ns0:p>
-            <ns0:r>
-              <ns0:rPr>
-                <ns0:rFonts ns0:ascii="仿宋" ns0:hAnsi="仿宋" ns0:eastAsia="仿宋" ns0:cs="仿宋"/>
-                <ns0:sz ns0:val="24"/>
-                <ns0:szCs ns0:val="24"/>
-              </ns0:rPr>
-              <ns0:t>1、负责需求分析及涉及，如总行与分行fxspothedge等需求的分析设计；2、负责测试，包括集成测试、FAT测试、专项测试、常态化测试、回归测试等</ns0:t>
+            <ns0:pPr>
+              <ns0:spacing ns0:before="0" ns0:after="0" ns0:line="240" ns0:lineRule="auto"/>
+            </ns0:pPr>
+            <ns0:r>
+              <ns0:rPr>
+                <ns0:rFonts ns0:ascii="仿宋" ns0:hAnsi="仿宋"/>
+              </ns0:rPr>
+              <ns0:t>1.负责平安银行智慧合规及零售开发支持项目需求调研、业务流程梳理及原型说明整理;2.输出需求清单、口径说明和验收要点，推动业务、开发、测试三方对齐;3.跟踪联调与上线问题，配合业务侧完成版本验收和迭代优化。</ns0:t>
             </ns0:r>
           </ns0:p>
         </ns0:tc>
@@ -1168,13 +1184,14 @@
             <ns0:vAlign ns0:val="center"/>
           </ns0:tcPr>
           <ns0:p>
-            <ns0:r>
-              <ns0:rPr>
-                <ns0:rFonts ns0:ascii="仿宋" ns0:hAnsi="仿宋" ns0:eastAsia="仿宋" ns0:cs="仿宋"/>
-                <ns0:sz ns0:val="24"/>
-                <ns0:szCs ns0:val="24"/>
-              </ns0:rPr>
-              <ns0:t>2022.11-2023.06</ns0:t>
+            <ns0:pPr>
+              <ns0:spacing ns0:before="0" ns0:after="0" ns0:line="240" ns0:lineRule="auto"/>
+            </ns0:pPr>
+            <ns0:r>
+              <ns0:rPr>
+                <ns0:rFonts ns0:ascii="仿宋" ns0:hAnsi="仿宋"/>
+              </ns0:rPr>
+              <ns0:t>2020.01-2021.07</ns0:t>
             </ns0:r>
           </ns0:p>
         </ns0:tc>
@@ -1185,13 +1202,14 @@
             <ns0:vAlign ns0:val="center"/>
           </ns0:tcPr>
           <ns0:p>
-            <ns0:r>
-              <ns0:rPr>
-                <ns0:rFonts ns0:ascii="仿宋" ns0:hAnsi="仿宋" ns0:eastAsia="仿宋" ns0:cs="仿宋"/>
-                <ns0:sz ns0:val="24"/>
-                <ns0:szCs ns0:val="24"/>
-              </ns0:rPr>
-              <ns0:t>平安银行KYMR项目</ns0:t>
+            <ns0:pPr>
+              <ns0:spacing ns0:before="0" ns0:after="0" ns0:line="240" ns0:lineRule="auto"/>
+            </ns0:pPr>
+            <ns0:r>
+              <ns0:rPr>
+                <ns0:rFonts ns0:ascii="仿宋" ns0:hAnsi="仿宋"/>
+              </ns0:rPr>
+              <ns0:t>平安银行非零开发及零售开发支持项目</ns0:t>
             </ns0:r>
           </ns0:p>
         </ns0:tc>
@@ -1202,13 +1220,14 @@
             <ns0:vAlign ns0:val="center"/>
           </ns0:tcPr>
           <ns0:p>
-            <ns0:r>
-              <ns0:rPr>
-                <ns0:rFonts ns0:ascii="仿宋" ns0:hAnsi="仿宋" ns0:eastAsia="仿宋" ns0:cs="仿宋"/>
-                <ns0:sz ns0:val="24"/>
-                <ns0:szCs ns0:val="24"/>
-              </ns0:rPr>
-              <ns0:t>资深工程师</ns0:t>
+            <ns0:pPr>
+              <ns0:spacing ns0:before="0" ns0:after="0" ns0:line="240" ns0:lineRule="auto"/>
+            </ns0:pPr>
+            <ns0:r>
+              <ns0:rPr>
+                <ns0:rFonts ns0:ascii="仿宋" ns0:hAnsi="仿宋"/>
+              </ns0:rPr>
+              <ns0:t>需求分析师</ns0:t>
             </ns0:r>
           </ns0:p>
         </ns0:tc>
@@ -1219,13 +1238,14 @@
             <ns0:vAlign ns0:val="center"/>
           </ns0:tcPr>
           <ns0:p>
-            <ns0:r>
-              <ns0:rPr>
-                <ns0:rFonts ns0:ascii="仿宋" ns0:hAnsi="仿宋" ns0:eastAsia="仿宋" ns0:cs="仿宋"/>
-                <ns0:sz ns0:val="24"/>
-                <ns0:szCs ns0:val="24"/>
-              </ns0:rPr>
-              <ns0:t>负责所有产品计量表/日表损益核对及脚本修改、损益宽表开发测试及核对、报表开发测试及核对相关文档编写</ns0:t>
+            <ns0:pPr>
+              <ns0:spacing ns0:before="0" ns0:after="0" ns0:line="240" ns0:lineRule="auto"/>
+            </ns0:pPr>
+            <ns0:r>
+              <ns0:rPr>
+                <ns0:rFonts ns0:ascii="仿宋" ns0:hAnsi="仿宋"/>
+              </ns0:rPr>
+              <ns0:t>1.负责平安银行非零开发及零售开发支持项目需求调研、业务流程梳理及原型说明整理;2.输出需求清单、口径说明和验收要点，推动业务、开发、测试三方对齐;3.跟踪联调与上线问题，配合业务侧完成版本验收和迭代优化。</ns0:t>
             </ns0:r>
           </ns0:p>
         </ns0:tc>
@@ -1241,13 +1261,13 @@
             <ns0:vAlign ns0:val="center"/>
           </ns0:tcPr>
           <ns0:p>
-            <ns0:r>
-              <ns0:rPr>
-                <ns0:rFonts ns0:ascii="仿宋" ns0:hAnsi="仿宋" ns0:eastAsia="仿宋" ns0:cs="仿宋"/>
-                <ns0:sz ns0:val="24"/>
-                <ns0:szCs ns0:val="24"/>
-              </ns0:rPr>
-              <ns0:t>2020.10-2022.11</ns0:t>
+            <ns0:pPr>
+              <ns0:spacing ns0:before="0" ns0:after="0" ns0:line="240" ns0:lineRule="auto"/>
+            </ns0:pPr>
+            <ns0:r>
+              <ns0:rPr>
+                <ns0:rFonts ns0:ascii="仿宋" ns0:hAnsi="仿宋"/>
+              </ns0:rPr>
             </ns0:r>
           </ns0:p>
         </ns0:tc>
@@ -1258,13 +1278,13 @@
             <ns0:vAlign ns0:val="center"/>
           </ns0:tcPr>
           <ns0:p>
-            <ns0:r>
-              <ns0:rPr>
-                <ns0:rFonts ns0:ascii="仿宋" ns0:hAnsi="仿宋" ns0:eastAsia="仿宋" ns0:cs="仿宋"/>
-                <ns0:sz ns0:val="24"/>
-                <ns0:szCs ns0:val="24"/>
-              </ns0:rPr>
-              <ns0:t>资金交易管理系统自研项目</ns0:t>
+            <ns0:pPr>
+              <ns0:spacing ns0:before="0" ns0:after="0" ns0:line="240" ns0:lineRule="auto"/>
+            </ns0:pPr>
+            <ns0:r>
+              <ns0:rPr>
+                <ns0:rFonts ns0:ascii="仿宋" ns0:hAnsi="仿宋"/>
+              </ns0:rPr>
             </ns0:r>
           </ns0:p>
         </ns0:tc>
@@ -1275,13 +1295,13 @@
             <ns0:vAlign ns0:val="center"/>
           </ns0:tcPr>
           <ns0:p>
-            <ns0:r>
-              <ns0:rPr>
-                <ns0:rFonts ns0:ascii="仿宋" ns0:hAnsi="仿宋" ns0:eastAsia="仿宋" ns0:cs="仿宋"/>
-                <ns0:sz ns0:val="24"/>
-                <ns0:szCs ns0:val="24"/>
-              </ns0:rPr>
-              <ns0:t>需求分析设计及测试</ns0:t>
+            <ns0:pPr>
+              <ns0:spacing ns0:before="0" ns0:after="0" ns0:line="240" ns0:lineRule="auto"/>
+            </ns0:pPr>
+            <ns0:r>
+              <ns0:rPr>
+                <ns0:rFonts ns0:ascii="仿宋" ns0:hAnsi="仿宋"/>
+              </ns0:rPr>
             </ns0:r>
           </ns0:p>
         </ns0:tc>
@@ -1292,13 +1312,13 @@
             <ns0:vAlign ns0:val="center"/>
           </ns0:tcPr>
           <ns0:p>
-            <ns0:r>
-              <ns0:rPr>
-                <ns0:rFonts ns0:ascii="仿宋" ns0:hAnsi="仿宋" ns0:eastAsia="仿宋" ns0:cs="仿宋"/>
-                <ns0:sz ns0:val="24"/>
-                <ns0:szCs ns0:val="24"/>
-              </ns0:rPr>
-              <ns0:t>负责一期全部功能模块如用户权限、系统管理、静态数据、市场数据、交易（含拆借、外汇、债券）簿记及流程、批量等系统功能测试二期产品需求分析、方案设计、功能测试，如买断式回购、债券负债、区间计息互换、标准债券远期、利率上下限期权等产品需求分析设计；负责头寸验证及各产品会计核算验证；三期新产品需求分析设计、功能测试</ns0:t>
+            <ns0:pPr>
+              <ns0:spacing ns0:before="0" ns0:after="0" ns0:line="240" ns0:lineRule="auto"/>
+            </ns0:pPr>
+            <ns0:r>
+              <ns0:rPr>
+                <ns0:rFonts ns0:ascii="仿宋" ns0:hAnsi="仿宋"/>
+              </ns0:rPr>
             </ns0:r>
           </ns0:p>
         </ns0:tc>
@@ -1314,13 +1334,13 @@
             <ns0:vAlign ns0:val="center"/>
           </ns0:tcPr>
           <ns0:p>
-            <ns0:r>
-              <ns0:rPr>
-                <ns0:rFonts ns0:ascii="仿宋" ns0:hAnsi="仿宋" ns0:eastAsia="仿宋" ns0:cs="仿宋"/>
-                <ns0:sz ns0:val="24"/>
-                <ns0:szCs ns0:val="24"/>
-              </ns0:rPr>
-              <ns0:t>2019.08-2020.04</ns0:t>
+            <ns0:pPr>
+              <ns0:spacing ns0:before="0" ns0:after="0" ns0:line="240" ns0:lineRule="auto"/>
+            </ns0:pPr>
+            <ns0:r>
+              <ns0:rPr>
+                <ns0:rFonts ns0:ascii="仿宋" ns0:hAnsi="仿宋"/>
+              </ns0:rPr>
             </ns0:r>
           </ns0:p>
         </ns0:tc>
@@ -1331,13 +1351,13 @@
             <ns0:vAlign ns0:val="center"/>
           </ns0:tcPr>
           <ns0:p>
-            <ns0:r>
-              <ns0:rPr>
-                <ns0:rFonts ns0:ascii="仿宋" ns0:hAnsi="仿宋" ns0:eastAsia="仿宋" ns0:cs="仿宋"/>
-                <ns0:sz ns0:val="24"/>
-                <ns0:szCs ns0:val="24"/>
-              </ns0:rPr>
-              <ns0:t>平安银行MUREX产品开发人力外包项目</ns0:t>
+            <ns0:pPr>
+              <ns0:spacing ns0:before="0" ns0:after="0" ns0:line="240" ns0:lineRule="auto"/>
+            </ns0:pPr>
+            <ns0:r>
+              <ns0:rPr>
+                <ns0:rFonts ns0:ascii="仿宋" ns0:hAnsi="仿宋"/>
+              </ns0:rPr>
             </ns0:r>
           </ns0:p>
         </ns0:tc>
@@ -1348,13 +1368,13 @@
             <ns0:vAlign ns0:val="center"/>
           </ns0:tcPr>
           <ns0:p>
-            <ns0:r>
-              <ns0:rPr>
-                <ns0:rFonts ns0:ascii="仿宋" ns0:hAnsi="仿宋" ns0:eastAsia="仿宋" ns0:cs="仿宋"/>
-                <ns0:sz ns0:val="24"/>
-                <ns0:szCs ns0:val="24"/>
-              </ns0:rPr>
-              <ns0:t>需求分析设计</ns0:t>
+            <ns0:pPr>
+              <ns0:spacing ns0:before="0" ns0:after="0" ns0:line="240" ns0:lineRule="auto"/>
+            </ns0:pPr>
+            <ns0:r>
+              <ns0:rPr>
+                <ns0:rFonts ns0:ascii="仿宋" ns0:hAnsi="仿宋"/>
+              </ns0:rPr>
             </ns0:r>
           </ns0:p>
         </ns0:tc>
@@ -1365,13 +1385,13 @@
             <ns0:vAlign ns0:val="center"/>
           </ns0:tcPr>
           <ns0:p>
-            <ns0:r>
-              <ns0:rPr>
-                <ns0:rFonts ns0:ascii="仿宋" ns0:hAnsi="仿宋" ns0:eastAsia="仿宋" ns0:cs="仿宋"/>
-                <ns0:sz ns0:val="24"/>
-                <ns0:szCs ns0:val="24"/>
-              </ns0:rPr>
-              <ns0:t>1、负责MUREX产品上线后问题分析及提供解决方案2、新需求的分析、方案设计、系统配置、数据开发、测试，并编写相关文档；3、负责DataMark数据加工处理、优化、归档</ns0:t>
+            <ns0:pPr>
+              <ns0:spacing ns0:before="0" ns0:after="0" ns0:line="240" ns0:lineRule="auto"/>
+            </ns0:pPr>
+            <ns0:r>
+              <ns0:rPr>
+                <ns0:rFonts ns0:ascii="仿宋" ns0:hAnsi="仿宋"/>
+              </ns0:rPr>
             </ns0:r>
           </ns0:p>
         </ns0:tc>
@@ -1387,13 +1407,13 @@
             <ns0:vAlign ns0:val="center"/>
           </ns0:tcPr>
           <ns0:p>
-            <ns0:r>
-              <ns0:rPr>
-                <ns0:rFonts ns0:ascii="仿宋" ns0:hAnsi="仿宋" ns0:eastAsia="仿宋" ns0:cs="仿宋"/>
-                <ns0:sz ns0:val="24"/>
-                <ns0:szCs ns0:val="24"/>
-              </ns0:rPr>
-              <ns0:t>2018.09-2019.07</ns0:t>
+            <ns0:pPr>
+              <ns0:spacing ns0:before="0" ns0:after="0" ns0:line="240" ns0:lineRule="auto"/>
+            </ns0:pPr>
+            <ns0:r>
+              <ns0:rPr>
+                <ns0:rFonts ns0:ascii="仿宋" ns0:hAnsi="仿宋"/>
+              </ns0:rPr>
             </ns0:r>
           </ns0:p>
         </ns0:tc>
@@ -1404,13 +1424,13 @@
             <ns0:vAlign ns0:val="center"/>
           </ns0:tcPr>
           <ns0:p>
-            <ns0:r>
-              <ns0:rPr>
-                <ns0:rFonts ns0:ascii="仿宋" ns0:hAnsi="仿宋" ns0:eastAsia="仿宋" ns0:cs="仿宋"/>
-                <ns0:sz ns0:val="24"/>
-                <ns0:szCs ns0:val="24"/>
-              </ns0:rPr>
-              <ns0:t>平安银行新一代金融市场业务核心系统</ns0:t>
+            <ns0:pPr>
+              <ns0:spacing ns0:before="0" ns0:after="0" ns0:line="240" ns0:lineRule="auto"/>
+            </ns0:pPr>
+            <ns0:r>
+              <ns0:rPr>
+                <ns0:rFonts ns0:ascii="仿宋" ns0:hAnsi="仿宋"/>
+              </ns0:rPr>
             </ns0:r>
           </ns0:p>
         </ns0:tc>
@@ -1421,13 +1441,13 @@
             <ns0:vAlign ns0:val="center"/>
           </ns0:tcPr>
           <ns0:p>
-            <ns0:r>
-              <ns0:rPr>
-                <ns0:rFonts ns0:ascii="仿宋" ns0:hAnsi="仿宋" ns0:eastAsia="仿宋" ns0:cs="仿宋"/>
-                <ns0:sz ns0:val="24"/>
-                <ns0:szCs ns0:val="24"/>
-              </ns0:rPr>
-              <ns0:t>需求分析设计</ns0:t>
+            <ns0:pPr>
+              <ns0:spacing ns0:before="0" ns0:after="0" ns0:line="240" ns0:lineRule="auto"/>
+            </ns0:pPr>
+            <ns0:r>
+              <ns0:rPr>
+                <ns0:rFonts ns0:ascii="仿宋" ns0:hAnsi="仿宋"/>
+              </ns0:rPr>
             </ns0:r>
           </ns0:p>
         </ns0:tc>
@@ -1438,13 +1458,13 @@
             <ns0:vAlign ns0:val="center"/>
           </ns0:tcPr>
           <ns0:p>
-            <ns0:r>
-              <ns0:rPr>
-                <ns0:rFonts ns0:ascii="仿宋" ns0:hAnsi="仿宋" ns0:eastAsia="仿宋" ns0:cs="仿宋"/>
-                <ns0:sz ns0:val="24"/>
-                <ns0:szCs ns0:val="24"/>
-              </ns0:rPr>
-              <ns0:t>1、分析原系统各产品数据来源、清算方式、账务处理现状分析，Murex账务加工处理方案设计；2、负责静态数据、历史定盘、拆借、回购、债券借贷等交易数据迁移，以及迁入到Murex后，静态数据核对、交易核对、账务核对等核对脚本开发，单元测试、uat测试、演练测试、投产</ns0:t>
+            <ns0:pPr>
+              <ns0:spacing ns0:before="0" ns0:after="0" ns0:line="240" ns0:lineRule="auto"/>
+            </ns0:pPr>
+            <ns0:r>
+              <ns0:rPr>
+                <ns0:rFonts ns0:ascii="仿宋" ns0:hAnsi="仿宋"/>
+              </ns0:rPr>
             </ns0:r>
           </ns0:p>
         </ns0:tc>
@@ -1460,13 +1480,13 @@
             <ns0:vAlign ns0:val="center"/>
           </ns0:tcPr>
           <ns0:p>
-            <ns0:r>
-              <ns0:rPr>
-                <ns0:rFonts ns0:ascii="仿宋" ns0:hAnsi="仿宋" ns0:eastAsia="仿宋" ns0:cs="仿宋"/>
-                <ns0:sz ns0:val="24"/>
-                <ns0:szCs ns0:val="24"/>
-              </ns0:rPr>
-              <ns0:t>2018.03-2018.08</ns0:t>
+            <ns0:pPr>
+              <ns0:spacing ns0:before="0" ns0:after="0" ns0:line="240" ns0:lineRule="auto"/>
+            </ns0:pPr>
+            <ns0:r>
+              <ns0:rPr>
+                <ns0:rFonts ns0:ascii="仿宋" ns0:hAnsi="仿宋"/>
+              </ns0:rPr>
             </ns0:r>
           </ns0:p>
         </ns0:tc>
@@ -1477,13 +1497,13 @@
             <ns0:vAlign ns0:val="center"/>
           </ns0:tcPr>
           <ns0:p>
-            <ns0:r>
-              <ns0:rPr>
-                <ns0:rFonts ns0:ascii="仿宋" ns0:hAnsi="仿宋" ns0:eastAsia="仿宋" ns0:cs="仿宋"/>
-                <ns0:sz ns0:val="24"/>
-                <ns0:szCs ns0:val="24"/>
-              </ns0:rPr>
-              <ns0:t>平安银行香港分行资金同业开发项目</ns0:t>
+            <ns0:pPr>
+              <ns0:spacing ns0:before="0" ns0:after="0" ns0:line="240" ns0:lineRule="auto"/>
+            </ns0:pPr>
+            <ns0:r>
+              <ns0:rPr>
+                <ns0:rFonts ns0:ascii="仿宋" ns0:hAnsi="仿宋"/>
+              </ns0:rPr>
             </ns0:r>
           </ns0:p>
         </ns0:tc>
@@ -1494,13 +1514,13 @@
             <ns0:vAlign ns0:val="center"/>
           </ns0:tcPr>
           <ns0:p>
-            <ns0:r>
-              <ns0:rPr>
-                <ns0:rFonts ns0:ascii="仿宋" ns0:hAnsi="仿宋" ns0:eastAsia="仿宋" ns0:cs="仿宋"/>
-                <ns0:sz ns0:val="24"/>
-                <ns0:szCs ns0:val="24"/>
-              </ns0:rPr>
-              <ns0:t>需求分析设计</ns0:t>
+            <ns0:pPr>
+              <ns0:spacing ns0:before="0" ns0:after="0" ns0:line="240" ns0:lineRule="auto"/>
+            </ns0:pPr>
+            <ns0:r>
+              <ns0:rPr>
+                <ns0:rFonts ns0:ascii="仿宋" ns0:hAnsi="仿宋"/>
+              </ns0:rPr>
             </ns0:r>
           </ns0:p>
         </ns0:tc>
@@ -1511,13 +1531,13 @@
             <ns0:vAlign ns0:val="center"/>
           </ns0:tcPr>
           <ns0:p>
-            <ns0:r>
-              <ns0:rPr>
-                <ns0:rFonts ns0:ascii="仿宋" ns0:hAnsi="仿宋" ns0:eastAsia="仿宋" ns0:cs="仿宋"/>
-                <ns0:sz ns0:val="24"/>
-                <ns0:szCs ns0:val="24"/>
-              </ns0:rPr>
-              <ns0:t>1、负责利率互换、货币互换接口及账务改造设计，参数整理2、进行接口测试、账务测试，并编写相关测试文档</ns0:t>
+            <ns0:pPr>
+              <ns0:spacing ns0:before="0" ns0:after="0" ns0:line="240" ns0:lineRule="auto"/>
+            </ns0:pPr>
+            <ns0:r>
+              <ns0:rPr>
+                <ns0:rFonts ns0:ascii="仿宋" ns0:hAnsi="仿宋"/>
+              </ns0:rPr>
             </ns0:r>
           </ns0:p>
         </ns0:tc>
@@ -1533,13 +1553,13 @@
             <ns0:vAlign ns0:val="center"/>
           </ns0:tcPr>
           <ns0:p>
-            <ns0:r>
-              <ns0:rPr>
-                <ns0:rFonts ns0:ascii="仿宋" ns0:hAnsi="仿宋" ns0:eastAsia="仿宋" ns0:cs="仿宋"/>
-                <ns0:sz ns0:val="24"/>
-                <ns0:szCs ns0:val="24"/>
-              </ns0:rPr>
-              <ns0:t>2017.06-2018.02</ns0:t>
+            <ns0:pPr>
+              <ns0:spacing ns0:before="0" ns0:after="0" ns0:line="240" ns0:lineRule="auto"/>
+            </ns0:pPr>
+            <ns0:r>
+              <ns0:rPr>
+                <ns0:rFonts ns0:ascii="仿宋" ns0:hAnsi="仿宋"/>
+              </ns0:rPr>
             </ns0:r>
           </ns0:p>
         </ns0:tc>
@@ -1550,13 +1570,13 @@
             <ns0:vAlign ns0:val="center"/>
           </ns0:tcPr>
           <ns0:p>
-            <ns0:r>
-              <ns0:rPr>
-                <ns0:rFonts ns0:ascii="仿宋" ns0:hAnsi="仿宋" ns0:eastAsia="仿宋" ns0:cs="仿宋"/>
-                <ns0:sz ns0:val="24"/>
-                <ns0:szCs ns0:val="24"/>
-              </ns0:rPr>
-              <ns0:t>平安银行OPICS-IFRS9项目</ns0:t>
+            <ns0:pPr>
+              <ns0:spacing ns0:before="0" ns0:after="0" ns0:line="240" ns0:lineRule="auto"/>
+            </ns0:pPr>
+            <ns0:r>
+              <ns0:rPr>
+                <ns0:rFonts ns0:ascii="仿宋" ns0:hAnsi="仿宋"/>
+              </ns0:rPr>
             </ns0:r>
           </ns0:p>
         </ns0:tc>
@@ -1567,13 +1587,13 @@
             <ns0:vAlign ns0:val="center"/>
           </ns0:tcPr>
           <ns0:p>
-            <ns0:r>
-              <ns0:rPr>
-                <ns0:rFonts ns0:ascii="仿宋" ns0:hAnsi="仿宋" ns0:eastAsia="仿宋" ns0:cs="仿宋"/>
-                <ns0:sz ns0:val="24"/>
-                <ns0:szCs ns0:val="24"/>
-              </ns0:rPr>
-              <ns0:t>项目经理</ns0:t>
+            <ns0:pPr>
+              <ns0:spacing ns0:before="0" ns0:after="0" ns0:line="240" ns0:lineRule="auto"/>
+            </ns0:pPr>
+            <ns0:r>
+              <ns0:rPr>
+                <ns0:rFonts ns0:ascii="仿宋" ns0:hAnsi="仿宋"/>
+              </ns0:rPr>
             </ns0:r>
           </ns0:p>
         </ns0:tc>
@@ -1584,13 +1604,13 @@
             <ns0:vAlign ns0:val="center"/>
           </ns0:tcPr>
           <ns0:p>
-            <ns0:r>
-              <ns0:rPr>
-                <ns0:rFonts ns0:ascii="仿宋" ns0:hAnsi="仿宋" ns0:eastAsia="仿宋" ns0:cs="仿宋"/>
-                <ns0:sz ns0:val="24"/>
-                <ns0:szCs ns0:val="24"/>
-              </ns0:rPr>
-              <ns0:t>1、参与债券模块数据迁移整体方案设计2、负责需求沟通确认3、负责账务改造配置及迁移开发、测试4、负责问题跟进、配合债券接口改造测试</ns0:t>
+            <ns0:pPr>
+              <ns0:spacing ns0:before="0" ns0:after="0" ns0:line="240" ns0:lineRule="auto"/>
+            </ns0:pPr>
+            <ns0:r>
+              <ns0:rPr>
+                <ns0:rFonts ns0:ascii="仿宋" ns0:hAnsi="仿宋"/>
+              </ns0:rPr>
             </ns0:r>
           </ns0:p>
         </ns0:tc>
@@ -1606,13 +1626,13 @@
             <ns0:vAlign ns0:val="center"/>
           </ns0:tcPr>
           <ns0:p>
-            <ns0:r>
-              <ns0:rPr>
-                <ns0:rFonts ns0:ascii="仿宋" ns0:hAnsi="仿宋" ns0:eastAsia="仿宋" ns0:cs="仿宋"/>
-                <ns0:sz ns0:val="24"/>
-                <ns0:szCs ns0:val="24"/>
-              </ns0:rPr>
-              <ns0:t>2016.03-2017.06</ns0:t>
+            <ns0:pPr>
+              <ns0:spacing ns0:before="0" ns0:after="0" ns0:line="240" ns0:lineRule="auto"/>
+            </ns0:pPr>
+            <ns0:r>
+              <ns0:rPr>
+                <ns0:rFonts ns0:ascii="仿宋" ns0:hAnsi="仿宋"/>
+              </ns0:rPr>
             </ns0:r>
           </ns0:p>
         </ns0:tc>
@@ -1623,13 +1643,13 @@
             <ns0:vAlign ns0:val="center"/>
           </ns0:tcPr>
           <ns0:p>
-            <ns0:r>
-              <ns0:rPr>
-                <ns0:rFonts ns0:ascii="仿宋" ns0:hAnsi="仿宋" ns0:eastAsia="仿宋" ns0:cs="仿宋"/>
-                <ns0:sz ns0:val="24"/>
-                <ns0:szCs ns0:val="24"/>
-              </ns0:rPr>
-              <ns0:t>平安银行OPICS项目</ns0:t>
+            <ns0:pPr>
+              <ns0:spacing ns0:before="0" ns0:after="0" ns0:line="240" ns0:lineRule="auto"/>
+            </ns0:pPr>
+            <ns0:r>
+              <ns0:rPr>
+                <ns0:rFonts ns0:ascii="仿宋" ns0:hAnsi="仿宋"/>
+              </ns0:rPr>
             </ns0:r>
           </ns0:p>
         </ns0:tc>
@@ -1640,13 +1660,13 @@
             <ns0:vAlign ns0:val="center"/>
           </ns0:tcPr>
           <ns0:p>
-            <ns0:r>
-              <ns0:rPr>
-                <ns0:rFonts ns0:ascii="仿宋" ns0:hAnsi="仿宋" ns0:eastAsia="仿宋" ns0:cs="仿宋"/>
-                <ns0:sz ns0:val="24"/>
-                <ns0:szCs ns0:val="24"/>
-              </ns0:rPr>
-              <ns0:t>工程师</ns0:t>
+            <ns0:pPr>
+              <ns0:spacing ns0:before="0" ns0:after="0" ns0:line="240" ns0:lineRule="auto"/>
+            </ns0:pPr>
+            <ns0:r>
+              <ns0:rPr>
+                <ns0:rFonts ns0:ascii="仿宋" ns0:hAnsi="仿宋"/>
+              </ns0:rPr>
             </ns0:r>
           </ns0:p>
         </ns0:tc>
@@ -1657,13 +1677,13 @@
             <ns0:vAlign ns0:val="center"/>
           </ns0:tcPr>
           <ns0:p>
-            <ns0:r>
-              <ns0:rPr>
-                <ns0:rFonts ns0:ascii="仿宋" ns0:hAnsi="仿宋" ns0:eastAsia="仿宋" ns0:cs="仿宋"/>
-                <ns0:sz ns0:val="24"/>
-                <ns0:szCs ns0:val="24"/>
-              </ns0:rPr>
-              <ns0:t>1、负责新产品配置、数据开发测试、账务验证2、负责解决生产问题3、编写设计文档、测试文档</ns0:t>
+            <ns0:pPr>
+              <ns0:spacing ns0:before="0" ns0:after="0" ns0:line="240" ns0:lineRule="auto"/>
+            </ns0:pPr>
+            <ns0:r>
+              <ns0:rPr>
+                <ns0:rFonts ns0:ascii="仿宋" ns0:hAnsi="仿宋"/>
+              </ns0:rPr>
             </ns0:r>
           </ns0:p>
         </ns0:tc>
@@ -1679,13 +1699,13 @@
             <ns0:vAlign ns0:val="center"/>
           </ns0:tcPr>
           <ns0:p>
-            <ns0:r>
-              <ns0:rPr>
-                <ns0:rFonts ns0:ascii="仿宋" ns0:hAnsi="仿宋" ns0:eastAsia="仿宋" ns0:cs="仿宋"/>
-                <ns0:sz ns0:val="24"/>
-                <ns0:szCs ns0:val="24"/>
-              </ns0:rPr>
-              <ns0:t>2015.08-2016.03</ns0:t>
+            <ns0:pPr>
+              <ns0:spacing ns0:before="0" ns0:after="0" ns0:line="240" ns0:lineRule="auto"/>
+            </ns0:pPr>
+            <ns0:r>
+              <ns0:rPr>
+                <ns0:rFonts ns0:ascii="仿宋" ns0:hAnsi="仿宋"/>
+              </ns0:rPr>
             </ns0:r>
           </ns0:p>
         </ns0:tc>
@@ -1696,13 +1716,13 @@
             <ns0:vAlign ns0:val="center"/>
           </ns0:tcPr>
           <ns0:p>
-            <ns0:r>
-              <ns0:rPr>
-                <ns0:rFonts ns0:ascii="仿宋" ns0:hAnsi="仿宋" ns0:eastAsia="仿宋" ns0:cs="仿宋"/>
-                <ns0:sz ns0:val="24"/>
-                <ns0:szCs ns0:val="24"/>
-              </ns0:rPr>
-              <ns0:t>平安银行市场风险项目</ns0:t>
+            <ns0:pPr>
+              <ns0:spacing ns0:before="0" ns0:after="0" ns0:line="240" ns0:lineRule="auto"/>
+            </ns0:pPr>
+            <ns0:r>
+              <ns0:rPr>
+                <ns0:rFonts ns0:ascii="仿宋" ns0:hAnsi="仿宋"/>
+              </ns0:rPr>
             </ns0:r>
           </ns0:p>
         </ns0:tc>
@@ -1713,13 +1733,13 @@
             <ns0:vAlign ns0:val="center"/>
           </ns0:tcPr>
           <ns0:p>
-            <ns0:r>
-              <ns0:rPr>
-                <ns0:rFonts ns0:ascii="仿宋" ns0:hAnsi="仿宋" ns0:eastAsia="仿宋" ns0:cs="仿宋"/>
-                <ns0:sz ns0:val="24"/>
-                <ns0:szCs ns0:val="24"/>
-              </ns0:rPr>
-              <ns0:t>ETL开发工程师</ns0:t>
+            <ns0:pPr>
+              <ns0:spacing ns0:before="0" ns0:after="0" ns0:line="240" ns0:lineRule="auto"/>
+            </ns0:pPr>
+            <ns0:r>
+              <ns0:rPr>
+                <ns0:rFonts ns0:ascii="仿宋" ns0:hAnsi="仿宋"/>
+              </ns0:rPr>
             </ns0:r>
           </ns0:p>
         </ns0:tc>
@@ -1730,13 +1750,13 @@
             <ns0:vAlign ns0:val="center"/>
           </ns0:tcPr>
           <ns0:p>
-            <ns0:r>
-              <ns0:rPr>
-                <ns0:rFonts ns0:ascii="仿宋" ns0:hAnsi="仿宋" ns0:eastAsia="仿宋" ns0:cs="仿宋"/>
-                <ns0:sz ns0:val="24"/>
-                <ns0:szCs ns0:val="24"/>
-              </ns0:rPr>
-              <ns0:t>1、负责系统一期上线及问题处理2、负责二期内部管理报表需求分析、设计、开发及测试3、负责各产品损益相关报表开发4、负责系统调度配置、参数配置</ns0:t>
+            <ns0:pPr>
+              <ns0:spacing ns0:before="0" ns0:after="0" ns0:line="240" ns0:lineRule="auto"/>
+            </ns0:pPr>
+            <ns0:r>
+              <ns0:rPr>
+                <ns0:rFonts ns0:ascii="仿宋" ns0:hAnsi="仿宋"/>
+              </ns0:rPr>
             </ns0:r>
           </ns0:p>
         </ns0:tc>
@@ -1752,13 +1772,13 @@
             <ns0:vAlign ns0:val="center"/>
           </ns0:tcPr>
           <ns0:p>
-            <ns0:r>
-              <ns0:rPr>
-                <ns0:rFonts ns0:ascii="仿宋" ns0:hAnsi="仿宋" ns0:eastAsia="仿宋" ns0:cs="仿宋"/>
-                <ns0:sz ns0:val="24"/>
-                <ns0:szCs ns0:val="24"/>
-              </ns0:rPr>
-              <ns0:t>2014.07-2015.08</ns0:t>
+            <ns0:pPr>
+              <ns0:spacing ns0:before="0" ns0:after="0" ns0:line="240" ns0:lineRule="auto"/>
+            </ns0:pPr>
+            <ns0:r>
+              <ns0:rPr>
+                <ns0:rFonts ns0:ascii="仿宋" ns0:hAnsi="仿宋"/>
+              </ns0:rPr>
             </ns0:r>
           </ns0:p>
         </ns0:tc>
@@ -1769,13 +1789,13 @@
             <ns0:vAlign ns0:val="center"/>
           </ns0:tcPr>
           <ns0:p>
-            <ns0:r>
-              <ns0:rPr>
-                <ns0:rFonts ns0:ascii="仿宋" ns0:hAnsi="仿宋" ns0:eastAsia="仿宋" ns0:cs="仿宋"/>
-                <ns0:sz ns0:val="24"/>
-                <ns0:szCs ns0:val="24"/>
-              </ns0:rPr>
-              <ns0:t>平安银行市场风险项目</ns0:t>
+            <ns0:pPr>
+              <ns0:spacing ns0:before="0" ns0:after="0" ns0:line="240" ns0:lineRule="auto"/>
+            </ns0:pPr>
+            <ns0:r>
+              <ns0:rPr>
+                <ns0:rFonts ns0:ascii="仿宋" ns0:hAnsi="仿宋"/>
+              </ns0:rPr>
             </ns0:r>
           </ns0:p>
         </ns0:tc>
@@ -1786,13 +1806,13 @@
             <ns0:vAlign ns0:val="center"/>
           </ns0:tcPr>
           <ns0:p>
-            <ns0:r>
-              <ns0:rPr>
-                <ns0:rFonts ns0:ascii="仿宋" ns0:hAnsi="仿宋" ns0:eastAsia="仿宋" ns0:cs="仿宋"/>
-                <ns0:sz ns0:val="24"/>
-                <ns0:szCs ns0:val="24"/>
-              </ns0:rPr>
-              <ns0:t>ETL开发工程师</ns0:t>
+            <ns0:pPr>
+              <ns0:spacing ns0:before="0" ns0:after="0" ns0:line="240" ns0:lineRule="auto"/>
+            </ns0:pPr>
+            <ns0:r>
+              <ns0:rPr>
+                <ns0:rFonts ns0:ascii="仿宋" ns0:hAnsi="仿宋"/>
+              </ns0:rPr>
             </ns0:r>
           </ns0:p>
         </ns0:tc>
@@ -1803,13 +1823,13 @@
             <ns0:vAlign ns0:val="center"/>
           </ns0:tcPr>
           <ns0:p>
-            <ns0:r>
-              <ns0:rPr>
-                <ns0:rFonts ns0:ascii="仿宋" ns0:hAnsi="仿宋" ns0:eastAsia="仿宋" ns0:cs="仿宋"/>
-                <ns0:sz ns0:val="24"/>
-                <ns0:szCs ns0:val="24"/>
-              </ns0:rPr>
-              <ns0:t>1、参与了计量层、加工层数据开发及测试，负责所有adptiv接口的开发及测试2、负责整个项目调度作业的配置及管理3、负责大部分参数配置</ns0:t>
+            <ns0:pPr>
+              <ns0:spacing ns0:before="0" ns0:after="0" ns0:line="240" ns0:lineRule="auto"/>
+            </ns0:pPr>
+            <ns0:r>
+              <ns0:rPr>
+                <ns0:rFonts ns0:ascii="仿宋" ns0:hAnsi="仿宋"/>
+              </ns0:rPr>
             </ns0:r>
           </ns0:p>
         </ns0:tc>
